--- a/Simple Final Report (IT Service Company Static Website).docx
+++ b/Simple Final Report (IT Service Company Static Website).docx
@@ -99,6 +99,9 @@
       <w:pPr>
         <w:spacing w:before="320" w:after="120" w:line="288" w:lineRule="auto"/>
         <w:outlineLvl w:val="1"/>
+        <w:rPr>
+          <w:rFonts w:hint="eastAsia"/>
+        </w:rPr>
       </w:pPr>
       <w:bookmarkStart w:id="3" w:name="heading_3"/>
       <w:r>
@@ -461,6 +464,8 @@
       <w:pPr>
         <w:rPr>
           <w:rFonts w:ascii="Arial" w:eastAsia="DengXian" w:hAnsi="Arial" w:cs="Arial"/>
+          <w:b/>
+          <w:bCs/>
           <w:sz w:val="22"/>
         </w:rPr>
       </w:pPr>
@@ -471,135 +476,1024 @@
         </w:rPr>
         <w:br w:type="page"/>
       </w:r>
-    </w:p>
-    <w:p>
-      <w:pPr>
-        <w:spacing w:before="120" w:after="120" w:line="288" w:lineRule="auto"/>
-      </w:pPr>
-    </w:p>
-    <w:p>
-      <w:pPr>
-        <w:spacing w:before="320" w:after="120" w:line="288" w:lineRule="auto"/>
-        <w:outlineLvl w:val="1"/>
-      </w:pPr>
-      <w:bookmarkStart w:id="9" w:name="heading_9"/>
-      <w:r>
-        <w:rPr>
-          <w:rFonts w:ascii="Arial" w:eastAsia="DengXian" w:hAnsi="Arial" w:cs="Arial"/>
-          <w:b/>
-          <w:sz w:val="32"/>
-        </w:rPr>
-        <w:t>Team Unified Development Rules &amp; Division of Labor</w:t>
-      </w:r>
-      <w:bookmarkEnd w:id="9"/>
+      <w:r>
+        <w:rPr>
+          <w:rFonts w:ascii="Arial" w:eastAsia="DengXian" w:hAnsi="Arial" w:cs="Arial"/>
+          <w:sz w:val="22"/>
+        </w:rPr>
+        <w:lastRenderedPageBreak/>
+        <w:br/>
+      </w:r>
+      <w:r>
+        <w:rPr>
+          <w:rFonts w:ascii="Arial" w:eastAsia="DengXian" w:hAnsi="Arial" w:cs="Arial" w:hint="eastAsia"/>
+          <w:sz w:val="22"/>
+        </w:rPr>
+        <w:t>Script for presentation</w:t>
+      </w:r>
+      <w:r>
+        <w:rPr>
+          <w:rFonts w:ascii="Arial" w:eastAsia="DengXian" w:hAnsi="Arial" w:cs="Arial"/>
+          <w:sz w:val="22"/>
+        </w:rPr>
+        <w:br/>
+      </w:r>
+      <w:r>
+        <w:rPr>
+          <w:rFonts w:ascii="Arial" w:eastAsia="DengXian" w:hAnsi="Arial" w:cs="Arial"/>
+          <w:b/>
+          <w:bCs/>
+          <w:sz w:val="22"/>
+        </w:rPr>
+        <w:t>Presentation Script – IT Service Company Static Website</w:t>
+      </w:r>
+    </w:p>
+    <w:p>
+      <w:pPr>
+        <w:rPr>
+          <w:rFonts w:ascii="Arial" w:eastAsia="DengXian" w:hAnsi="Arial" w:cs="Arial"/>
+          <w:sz w:val="22"/>
+        </w:rPr>
+      </w:pPr>
+      <w:r>
+        <w:rPr>
+          <w:rFonts w:ascii="Arial" w:eastAsia="DengXian" w:hAnsi="Arial" w:cs="Arial"/>
+          <w:b/>
+          <w:bCs/>
+          <w:sz w:val="22"/>
+        </w:rPr>
+        <w:t>Good morning/afternoon everyone.</w:t>
+      </w:r>
+    </w:p>
+    <w:p>
+      <w:pPr>
+        <w:rPr>
+          <w:rFonts w:ascii="Arial" w:eastAsia="DengXian" w:hAnsi="Arial" w:cs="Arial"/>
+          <w:sz w:val="22"/>
+        </w:rPr>
+      </w:pPr>
+      <w:r>
+        <w:rPr>
+          <w:rFonts w:ascii="Arial" w:eastAsia="DengXian" w:hAnsi="Arial" w:cs="Arial"/>
+          <w:sz w:val="22"/>
+        </w:rPr>
+        <w:t xml:space="preserve">Today, we are going to present our project titled </w:t>
+      </w:r>
+      <w:r>
+        <w:rPr>
+          <w:rFonts w:ascii="Arial" w:eastAsia="DengXian" w:hAnsi="Arial" w:cs="Arial"/>
+          <w:b/>
+          <w:bCs/>
+          <w:sz w:val="22"/>
+        </w:rPr>
+        <w:t>"IT Service Company Static Website."</w:t>
+      </w:r>
+    </w:p>
+    <w:p>
+      <w:pPr>
+        <w:rPr>
+          <w:rFonts w:ascii="Arial" w:eastAsia="DengXian" w:hAnsi="Arial" w:cs="Arial"/>
+          <w:b/>
+          <w:bCs/>
+          <w:sz w:val="22"/>
+        </w:rPr>
+      </w:pPr>
+      <w:r>
+        <w:rPr>
+          <w:rFonts w:ascii="Arial" w:eastAsia="DengXian" w:hAnsi="Arial" w:cs="Arial"/>
+          <w:b/>
+          <w:bCs/>
+          <w:sz w:val="22"/>
+        </w:rPr>
+        <w:t>Introduction</w:t>
+      </w:r>
+    </w:p>
+    <w:p>
+      <w:pPr>
+        <w:rPr>
+          <w:rFonts w:ascii="Arial" w:eastAsia="DengXian" w:hAnsi="Arial" w:cs="Arial"/>
+          <w:sz w:val="22"/>
+        </w:rPr>
+      </w:pPr>
+      <w:r>
+        <w:rPr>
+          <w:rFonts w:ascii="Arial" w:eastAsia="DengXian" w:hAnsi="Arial" w:cs="Arial"/>
+          <w:sz w:val="22"/>
+        </w:rPr>
+        <w:t xml:space="preserve">The purpose of this project is to develop a professional static website for an IT service company using only </w:t>
+      </w:r>
+      <w:r>
+        <w:rPr>
+          <w:rFonts w:ascii="Arial" w:eastAsia="DengXian" w:hAnsi="Arial" w:cs="Arial"/>
+          <w:b/>
+          <w:bCs/>
+          <w:sz w:val="22"/>
+        </w:rPr>
+        <w:t>HTML and CSS</w:t>
+      </w:r>
+      <w:r>
+        <w:rPr>
+          <w:rFonts w:ascii="Arial" w:eastAsia="DengXian" w:hAnsi="Arial" w:cs="Arial"/>
+          <w:sz w:val="22"/>
+        </w:rPr>
+        <w:t>. The website provides a simple and organized platform to introduce the company, its products, services, technical support, and partnership opportunities.</w:t>
+      </w:r>
+    </w:p>
+    <w:p>
+      <w:pPr>
+        <w:rPr>
+          <w:rFonts w:ascii="Arial" w:eastAsia="DengXian" w:hAnsi="Arial" w:cs="Arial"/>
+          <w:sz w:val="22"/>
+        </w:rPr>
+      </w:pPr>
+      <w:r>
+        <w:rPr>
+          <w:rFonts w:ascii="Arial" w:eastAsia="DengXian" w:hAnsi="Arial" w:cs="Arial"/>
+          <w:sz w:val="22"/>
+        </w:rPr>
+        <w:pict w14:anchorId="04F0585F">
+          <v:rect id="_x0000_i1067" style="width:0;height:1.5pt" o:hralign="center" o:hrstd="t" o:hr="t" fillcolor="#a0a0a0" stroked="f"/>
+        </w:pict>
+      </w:r>
+    </w:p>
+    <w:p>
+      <w:pPr>
+        <w:rPr>
+          <w:rFonts w:ascii="Arial" w:eastAsia="DengXian" w:hAnsi="Arial" w:cs="Arial"/>
+          <w:b/>
+          <w:bCs/>
+          <w:sz w:val="22"/>
+        </w:rPr>
+      </w:pPr>
+      <w:r>
+        <w:rPr>
+          <w:rFonts w:ascii="Arial" w:eastAsia="DengXian" w:hAnsi="Arial" w:cs="Arial"/>
+          <w:b/>
+          <w:bCs/>
+          <w:sz w:val="22"/>
+        </w:rPr>
+        <w:t>Problem Statement</w:t>
+      </w:r>
+    </w:p>
+    <w:p>
+      <w:pPr>
+        <w:rPr>
+          <w:rFonts w:ascii="Arial" w:eastAsia="DengXian" w:hAnsi="Arial" w:cs="Arial"/>
+          <w:sz w:val="22"/>
+        </w:rPr>
+      </w:pPr>
+      <w:r>
+        <w:rPr>
+          <w:rFonts w:ascii="Arial" w:eastAsia="DengXian" w:hAnsi="Arial" w:cs="Arial"/>
+          <w:sz w:val="22"/>
+        </w:rPr>
+        <w:t xml:space="preserve">Before this project, our IT service company did not have an official website. Because of that, important company information such as products, technical support, business services, and partnership details </w:t>
+      </w:r>
+      <w:proofErr w:type="gramStart"/>
+      <w:r>
+        <w:rPr>
+          <w:rFonts w:ascii="Arial" w:eastAsia="DengXian" w:hAnsi="Arial" w:cs="Arial"/>
+          <w:sz w:val="22"/>
+        </w:rPr>
+        <w:t>were</w:t>
+      </w:r>
+      <w:proofErr w:type="gramEnd"/>
+      <w:r>
+        <w:rPr>
+          <w:rFonts w:ascii="Arial" w:eastAsia="DengXian" w:hAnsi="Arial" w:cs="Arial"/>
+          <w:sz w:val="22"/>
+        </w:rPr>
+        <w:t xml:space="preserve"> not presented in a professional way.</w:t>
+      </w:r>
+    </w:p>
+    <w:p>
+      <w:pPr>
+        <w:rPr>
+          <w:rFonts w:ascii="Arial" w:eastAsia="DengXian" w:hAnsi="Arial" w:cs="Arial"/>
+          <w:sz w:val="22"/>
+        </w:rPr>
+      </w:pPr>
+      <w:r>
+        <w:rPr>
+          <w:rFonts w:ascii="Arial" w:eastAsia="DengXian" w:hAnsi="Arial" w:cs="Arial"/>
+          <w:sz w:val="22"/>
+        </w:rPr>
+        <w:t>This created several problems:</w:t>
+      </w:r>
     </w:p>
     <w:p>
       <w:pPr>
         <w:numPr>
           <w:ilvl w:val="0"/>
-          <w:numId w:val="5"/>
+          <w:numId w:val="6"/>
         </w:numPr>
+        <w:rPr>
+          <w:rFonts w:ascii="Arial" w:eastAsia="DengXian" w:hAnsi="Arial" w:cs="Arial"/>
+          <w:sz w:val="22"/>
+        </w:rPr>
+      </w:pPr>
+      <w:r>
+        <w:rPr>
+          <w:rFonts w:ascii="Arial" w:eastAsia="DengXian" w:hAnsi="Arial" w:cs="Arial"/>
+          <w:sz w:val="22"/>
+        </w:rPr>
+        <w:t>The company's brand image was unclear.</w:t>
+      </w:r>
+    </w:p>
+    <w:p>
+      <w:pPr>
+        <w:numPr>
+          <w:ilvl w:val="0"/>
+          <w:numId w:val="6"/>
+        </w:numPr>
+        <w:rPr>
+          <w:rFonts w:ascii="Arial" w:eastAsia="DengXian" w:hAnsi="Arial" w:cs="Arial"/>
+          <w:sz w:val="22"/>
+        </w:rPr>
+      </w:pPr>
+      <w:r>
+        <w:rPr>
+          <w:rFonts w:ascii="Arial" w:eastAsia="DengXian" w:hAnsi="Arial" w:cs="Arial"/>
+          <w:sz w:val="22"/>
+        </w:rPr>
+        <w:t>Business information was scattered and difficult for customers to find.</w:t>
+      </w:r>
+    </w:p>
+    <w:p>
+      <w:pPr>
+        <w:numPr>
+          <w:ilvl w:val="0"/>
+          <w:numId w:val="6"/>
+        </w:numPr>
+        <w:rPr>
+          <w:rFonts w:ascii="Arial" w:eastAsia="DengXian" w:hAnsi="Arial" w:cs="Arial"/>
+          <w:sz w:val="22"/>
+        </w:rPr>
+      </w:pPr>
+      <w:r>
+        <w:rPr>
+          <w:rFonts w:ascii="Arial" w:eastAsia="DengXian" w:hAnsi="Arial" w:cs="Arial"/>
+          <w:sz w:val="22"/>
+        </w:rPr>
+        <w:t>Clients and partners had no official platform to learn about the company.</w:t>
+      </w:r>
+    </w:p>
+    <w:p>
+      <w:pPr>
+        <w:rPr>
+          <w:rFonts w:ascii="Arial" w:eastAsia="DengXian" w:hAnsi="Arial" w:cs="Arial"/>
+          <w:sz w:val="22"/>
+        </w:rPr>
+      </w:pPr>
+      <w:r>
+        <w:rPr>
+          <w:rFonts w:ascii="Arial" w:eastAsia="DengXian" w:hAnsi="Arial" w:cs="Arial"/>
+          <w:sz w:val="22"/>
+        </w:rPr>
+        <w:t>As we know, most professional IT companies have official websites that help build trust and improve communication with customers. Therefore, creating a static website is an effective solution.</w:t>
+      </w:r>
+    </w:p>
+    <w:p>
+      <w:pPr>
+        <w:rPr>
+          <w:rFonts w:ascii="Arial" w:eastAsia="DengXian" w:hAnsi="Arial" w:cs="Arial"/>
+          <w:sz w:val="22"/>
+        </w:rPr>
+      </w:pPr>
+      <w:r>
+        <w:rPr>
+          <w:rFonts w:ascii="Arial" w:eastAsia="DengXian" w:hAnsi="Arial" w:cs="Arial"/>
+          <w:sz w:val="22"/>
+        </w:rPr>
+        <w:pict w14:anchorId="137AE585">
+          <v:rect id="_x0000_i1068" style="width:0;height:1.5pt" o:hralign="center" o:hrstd="t" o:hr="t" fillcolor="#a0a0a0" stroked="f"/>
+        </w:pict>
+      </w:r>
+    </w:p>
+    <w:p>
+      <w:pPr>
+        <w:rPr>
+          <w:rFonts w:ascii="Arial" w:eastAsia="DengXian" w:hAnsi="Arial" w:cs="Arial"/>
+          <w:b/>
+          <w:bCs/>
+          <w:sz w:val="22"/>
+        </w:rPr>
+      </w:pPr>
+      <w:r>
+        <w:rPr>
+          <w:rFonts w:ascii="Arial" w:eastAsia="DengXian" w:hAnsi="Arial" w:cs="Arial"/>
+          <w:b/>
+          <w:bCs/>
+          <w:sz w:val="22"/>
+        </w:rPr>
+        <w:t>Project Solution</w:t>
+      </w:r>
+    </w:p>
+    <w:p>
+      <w:pPr>
+        <w:rPr>
+          <w:rFonts w:ascii="Arial" w:eastAsia="DengXian" w:hAnsi="Arial" w:cs="Arial"/>
+          <w:sz w:val="22"/>
+        </w:rPr>
+      </w:pPr>
+      <w:r>
+        <w:rPr>
+          <w:rFonts w:ascii="Arial" w:eastAsia="DengXian" w:hAnsi="Arial" w:cs="Arial"/>
+          <w:sz w:val="22"/>
+        </w:rPr>
+        <w:t>To solve this problem, we developed a static website using only HTML and CSS.</w:t>
+      </w:r>
+    </w:p>
+    <w:p>
+      <w:pPr>
+        <w:rPr>
+          <w:rFonts w:ascii="Arial" w:eastAsia="DengXian" w:hAnsi="Arial" w:cs="Arial"/>
+          <w:sz w:val="22"/>
+        </w:rPr>
+      </w:pPr>
+      <w:r>
+        <w:rPr>
+          <w:rFonts w:ascii="Arial" w:eastAsia="DengXian" w:hAnsi="Arial" w:cs="Arial"/>
+          <w:sz w:val="22"/>
+        </w:rPr>
+        <w:t>The website provides:</w:t>
+      </w:r>
+    </w:p>
+    <w:p>
+      <w:pPr>
+        <w:numPr>
+          <w:ilvl w:val="0"/>
+          <w:numId w:val="7"/>
+        </w:numPr>
+        <w:rPr>
+          <w:rFonts w:ascii="Arial" w:eastAsia="DengXian" w:hAnsi="Arial" w:cs="Arial"/>
+          <w:sz w:val="22"/>
+        </w:rPr>
+      </w:pPr>
+      <w:r>
+        <w:rPr>
+          <w:rFonts w:ascii="Arial" w:eastAsia="DengXian" w:hAnsi="Arial" w:cs="Arial"/>
+          <w:sz w:val="22"/>
+        </w:rPr>
+        <w:t>A professional company introduction.</w:t>
+      </w:r>
+    </w:p>
+    <w:p>
+      <w:pPr>
+        <w:numPr>
+          <w:ilvl w:val="0"/>
+          <w:numId w:val="7"/>
+        </w:numPr>
+        <w:rPr>
+          <w:rFonts w:ascii="Arial" w:eastAsia="DengXian" w:hAnsi="Arial" w:cs="Arial"/>
+          <w:sz w:val="22"/>
+        </w:rPr>
+      </w:pPr>
+      <w:r>
+        <w:rPr>
+          <w:rFonts w:ascii="Arial" w:eastAsia="DengXian" w:hAnsi="Arial" w:cs="Arial"/>
+          <w:sz w:val="22"/>
+        </w:rPr>
+        <w:t>Clear product and service information.</w:t>
+      </w:r>
+    </w:p>
+    <w:p>
+      <w:pPr>
+        <w:numPr>
+          <w:ilvl w:val="0"/>
+          <w:numId w:val="7"/>
+        </w:numPr>
+        <w:rPr>
+          <w:rFonts w:ascii="Arial" w:eastAsia="DengXian" w:hAnsi="Arial" w:cs="Arial"/>
+          <w:sz w:val="22"/>
+        </w:rPr>
+      </w:pPr>
+      <w:r>
+        <w:rPr>
+          <w:rFonts w:ascii="Arial" w:eastAsia="DengXian" w:hAnsi="Arial" w:cs="Arial"/>
+          <w:sz w:val="22"/>
+        </w:rPr>
+        <w:t>Technical support details.</w:t>
+      </w:r>
+    </w:p>
+    <w:p>
+      <w:pPr>
+        <w:numPr>
+          <w:ilvl w:val="0"/>
+          <w:numId w:val="7"/>
+        </w:numPr>
+        <w:rPr>
+          <w:rFonts w:ascii="Arial" w:eastAsia="DengXian" w:hAnsi="Arial" w:cs="Arial"/>
+          <w:sz w:val="22"/>
+        </w:rPr>
+      </w:pPr>
+      <w:r>
+        <w:rPr>
+          <w:rFonts w:ascii="Arial" w:eastAsia="DengXian" w:hAnsi="Arial" w:cs="Arial"/>
+          <w:sz w:val="22"/>
+        </w:rPr>
+        <w:t>Partnership opportunities.</w:t>
+      </w:r>
+    </w:p>
+    <w:p>
+      <w:pPr>
+        <w:numPr>
+          <w:ilvl w:val="0"/>
+          <w:numId w:val="7"/>
+        </w:numPr>
+        <w:rPr>
+          <w:rFonts w:ascii="Arial" w:eastAsia="DengXian" w:hAnsi="Arial" w:cs="Arial"/>
+          <w:sz w:val="22"/>
+        </w:rPr>
+      </w:pPr>
+      <w:r>
+        <w:rPr>
+          <w:rFonts w:ascii="Arial" w:eastAsia="DengXian" w:hAnsi="Arial" w:cs="Arial"/>
+          <w:sz w:val="22"/>
+        </w:rPr>
+        <w:t>A comparison page that highlights our advantages over other solutions.</w:t>
+      </w:r>
+    </w:p>
+    <w:p>
+      <w:pPr>
+        <w:rPr>
+          <w:rFonts w:ascii="Arial" w:eastAsia="DengXian" w:hAnsi="Arial" w:cs="Arial"/>
+          <w:sz w:val="22"/>
+        </w:rPr>
+      </w:pPr>
+      <w:r>
+        <w:rPr>
+          <w:rFonts w:ascii="Arial" w:eastAsia="DengXian" w:hAnsi="Arial" w:cs="Arial"/>
+          <w:sz w:val="22"/>
+        </w:rPr>
+        <w:t>This improves the company's credibility and creates a better experience for visitors.</w:t>
+      </w:r>
+    </w:p>
+    <w:p>
+      <w:pPr>
+        <w:rPr>
+          <w:rFonts w:ascii="Arial" w:eastAsia="DengXian" w:hAnsi="Arial" w:cs="Arial"/>
+          <w:sz w:val="22"/>
+        </w:rPr>
+      </w:pPr>
+      <w:r>
+        <w:rPr>
+          <w:rFonts w:ascii="Arial" w:eastAsia="DengXian" w:hAnsi="Arial" w:cs="Arial"/>
+          <w:sz w:val="22"/>
+        </w:rPr>
+        <w:pict w14:anchorId="6CC3CAD9">
+          <v:rect id="_x0000_i1069" style="width:0;height:1.5pt" o:hralign="center" o:hrstd="t" o:hr="t" fillcolor="#a0a0a0" stroked="f"/>
+        </w:pict>
+      </w:r>
+    </w:p>
+    <w:p>
+      <w:pPr>
+        <w:rPr>
+          <w:rFonts w:ascii="Arial" w:eastAsia="DengXian" w:hAnsi="Arial" w:cs="Arial"/>
+          <w:b/>
+          <w:bCs/>
+          <w:sz w:val="22"/>
+        </w:rPr>
+      </w:pPr>
+      <w:r>
+        <w:rPr>
+          <w:rFonts w:ascii="Arial" w:eastAsia="DengXian" w:hAnsi="Arial" w:cs="Arial"/>
+          <w:b/>
+          <w:bCs/>
+          <w:sz w:val="22"/>
+        </w:rPr>
+        <w:t>Project Objectives</w:t>
+      </w:r>
+    </w:p>
+    <w:p>
+      <w:pPr>
+        <w:rPr>
+          <w:rFonts w:ascii="Arial" w:eastAsia="DengXian" w:hAnsi="Arial" w:cs="Arial"/>
+          <w:sz w:val="22"/>
+        </w:rPr>
+      </w:pPr>
+      <w:r>
+        <w:rPr>
+          <w:rFonts w:ascii="Arial" w:eastAsia="DengXian" w:hAnsi="Arial" w:cs="Arial"/>
+          <w:sz w:val="22"/>
+        </w:rPr>
+        <w:lastRenderedPageBreak/>
+        <w:t>Our project has four main objectives:</w:t>
+      </w:r>
+    </w:p>
+    <w:p>
+      <w:pPr>
+        <w:numPr>
+          <w:ilvl w:val="0"/>
+          <w:numId w:val="8"/>
+        </w:numPr>
+        <w:rPr>
+          <w:rFonts w:ascii="Arial" w:eastAsia="DengXian" w:hAnsi="Arial" w:cs="Arial"/>
+          <w:sz w:val="22"/>
+        </w:rPr>
+      </w:pPr>
+      <w:r>
+        <w:rPr>
+          <w:rFonts w:ascii="Arial" w:eastAsia="DengXian" w:hAnsi="Arial" w:cs="Arial"/>
+          <w:sz w:val="22"/>
+        </w:rPr>
+        <w:t>Build a clean and professional website using only HTML and CSS.</w:t>
+      </w:r>
+    </w:p>
+    <w:p>
+      <w:pPr>
+        <w:numPr>
+          <w:ilvl w:val="0"/>
+          <w:numId w:val="8"/>
+        </w:numPr>
+        <w:rPr>
+          <w:rFonts w:ascii="Arial" w:eastAsia="DengXian" w:hAnsi="Arial" w:cs="Arial"/>
+          <w:sz w:val="22"/>
+        </w:rPr>
+      </w:pPr>
+      <w:r>
+        <w:rPr>
+          <w:rFonts w:ascii="Arial" w:eastAsia="DengXian" w:hAnsi="Arial" w:cs="Arial"/>
+          <w:sz w:val="22"/>
+        </w:rPr>
+        <w:t>Develop six complete web pages.</w:t>
+      </w:r>
+    </w:p>
+    <w:p>
+      <w:pPr>
+        <w:numPr>
+          <w:ilvl w:val="0"/>
+          <w:numId w:val="8"/>
+        </w:numPr>
+        <w:rPr>
+          <w:rFonts w:ascii="Arial" w:eastAsia="DengXian" w:hAnsi="Arial" w:cs="Arial"/>
+          <w:sz w:val="22"/>
+        </w:rPr>
+      </w:pPr>
+      <w:r>
+        <w:rPr>
+          <w:rFonts w:ascii="Arial" w:eastAsia="DengXian" w:hAnsi="Arial" w:cs="Arial"/>
+          <w:sz w:val="22"/>
+        </w:rPr>
+        <w:t>Maintain a consistent layout, color theme, and responsive design across all pages.</w:t>
+      </w:r>
+    </w:p>
+    <w:p>
+      <w:pPr>
+        <w:numPr>
+          <w:ilvl w:val="0"/>
+          <w:numId w:val="8"/>
+        </w:numPr>
+        <w:rPr>
+          <w:rFonts w:ascii="Arial" w:eastAsia="DengXian" w:hAnsi="Arial" w:cs="Arial"/>
+          <w:sz w:val="22"/>
+        </w:rPr>
+      </w:pPr>
+      <w:r>
+        <w:rPr>
+          <w:rFonts w:ascii="Arial" w:eastAsia="DengXian" w:hAnsi="Arial" w:cs="Arial"/>
+          <w:sz w:val="22"/>
+        </w:rPr>
+        <w:t>Deliver a complete website demonstration for presentation.</w:t>
+      </w:r>
+    </w:p>
+    <w:p>
+      <w:pPr>
+        <w:rPr>
+          <w:rFonts w:ascii="Arial" w:eastAsia="DengXian" w:hAnsi="Arial" w:cs="Arial"/>
+          <w:sz w:val="22"/>
+        </w:rPr>
+      </w:pPr>
+      <w:r>
+        <w:rPr>
+          <w:rFonts w:ascii="Arial" w:eastAsia="DengXian" w:hAnsi="Arial" w:cs="Arial"/>
+          <w:sz w:val="22"/>
+        </w:rPr>
+        <w:pict w14:anchorId="2E49D521">
+          <v:rect id="_x0000_i1070" style="width:0;height:1.5pt" o:hralign="center" o:hrstd="t" o:hr="t" fillcolor="#a0a0a0" stroked="f"/>
+        </w:pict>
+      </w:r>
+    </w:p>
+    <w:p>
+      <w:pPr>
+        <w:rPr>
+          <w:rFonts w:ascii="Arial" w:eastAsia="DengXian" w:hAnsi="Arial" w:cs="Arial"/>
+          <w:b/>
+          <w:bCs/>
+          <w:sz w:val="22"/>
+        </w:rPr>
+      </w:pPr>
+      <w:r>
+        <w:rPr>
+          <w:rFonts w:ascii="Arial" w:eastAsia="DengXian" w:hAnsi="Arial" w:cs="Arial"/>
+          <w:b/>
+          <w:bCs/>
+          <w:sz w:val="22"/>
+        </w:rPr>
+        <w:t>Website Pages</w:t>
+      </w:r>
+    </w:p>
+    <w:p>
+      <w:pPr>
+        <w:rPr>
+          <w:rFonts w:ascii="Arial" w:eastAsia="DengXian" w:hAnsi="Arial" w:cs="Arial"/>
+          <w:sz w:val="22"/>
+        </w:rPr>
+      </w:pPr>
+      <w:r>
+        <w:rPr>
+          <w:rFonts w:ascii="Arial" w:eastAsia="DengXian" w:hAnsi="Arial" w:cs="Arial"/>
+          <w:sz w:val="22"/>
+        </w:rPr>
+        <w:t>Our website contains six pages.</w:t>
+      </w:r>
+    </w:p>
+    <w:p>
+      <w:pPr>
+        <w:rPr>
+          <w:rFonts w:ascii="Arial" w:eastAsia="DengXian" w:hAnsi="Arial" w:cs="Arial"/>
+          <w:b/>
+          <w:bCs/>
+          <w:sz w:val="22"/>
+        </w:rPr>
+      </w:pPr>
+      <w:r>
+        <w:rPr>
+          <w:rFonts w:ascii="Arial" w:eastAsia="DengXian" w:hAnsi="Arial" w:cs="Arial"/>
+          <w:b/>
+          <w:bCs/>
+          <w:sz w:val="22"/>
+        </w:rPr>
+        <w:t>1. Home Page</w:t>
+      </w:r>
+    </w:p>
+    <w:p>
+      <w:pPr>
+        <w:rPr>
+          <w:rFonts w:ascii="Arial" w:eastAsia="DengXian" w:hAnsi="Arial" w:cs="Arial"/>
+          <w:sz w:val="22"/>
+        </w:rPr>
+      </w:pPr>
+      <w:r>
+        <w:rPr>
+          <w:rFonts w:ascii="Arial" w:eastAsia="DengXian" w:hAnsi="Arial" w:cs="Arial"/>
+          <w:sz w:val="22"/>
+        </w:rPr>
+        <w:t>The Home page introduces the company and provides a quick overview of our IT services. It includes company highlights, featured services, and navigation to other pages.</w:t>
+      </w:r>
+    </w:p>
+    <w:p>
+      <w:pPr>
+        <w:rPr>
+          <w:rFonts w:ascii="Arial" w:eastAsia="DengXian" w:hAnsi="Arial" w:cs="Arial"/>
+          <w:b/>
+          <w:bCs/>
+          <w:sz w:val="22"/>
+        </w:rPr>
+      </w:pPr>
+      <w:r>
+        <w:rPr>
+          <w:rFonts w:ascii="Arial" w:eastAsia="DengXian" w:hAnsi="Arial" w:cs="Arial"/>
+          <w:b/>
+          <w:bCs/>
+          <w:sz w:val="22"/>
+        </w:rPr>
+        <w:t>2. Product Page</w:t>
+      </w:r>
+    </w:p>
+    <w:p>
+      <w:pPr>
+        <w:rPr>
+          <w:rFonts w:ascii="Arial" w:eastAsia="DengXian" w:hAnsi="Arial" w:cs="Arial"/>
+          <w:sz w:val="22"/>
+        </w:rPr>
+      </w:pPr>
+      <w:r>
+        <w:rPr>
+          <w:rFonts w:ascii="Arial" w:eastAsia="DengXian" w:hAnsi="Arial" w:cs="Arial"/>
+          <w:sz w:val="22"/>
+        </w:rPr>
+        <w:t>The Product page displays the company's IT products and service packages. Each product includes a description and its key features to help customers understand what we offer.</w:t>
+      </w:r>
+    </w:p>
+    <w:p>
+      <w:pPr>
+        <w:rPr>
+          <w:rFonts w:ascii="Arial" w:eastAsia="DengXian" w:hAnsi="Arial" w:cs="Arial"/>
+          <w:b/>
+          <w:bCs/>
+          <w:sz w:val="22"/>
+        </w:rPr>
+      </w:pPr>
+      <w:r>
+        <w:rPr>
+          <w:rFonts w:ascii="Arial" w:eastAsia="DengXian" w:hAnsi="Arial" w:cs="Arial"/>
+          <w:b/>
+          <w:bCs/>
+          <w:sz w:val="22"/>
+        </w:rPr>
+        <w:t>3. Support Page</w:t>
+      </w:r>
+    </w:p>
+    <w:p>
+      <w:pPr>
+        <w:rPr>
+          <w:rFonts w:ascii="Arial" w:eastAsia="DengXian" w:hAnsi="Arial" w:cs="Arial"/>
+          <w:sz w:val="22"/>
+        </w:rPr>
+      </w:pPr>
+      <w:r>
+        <w:rPr>
+          <w:rFonts w:ascii="Arial" w:eastAsia="DengXian" w:hAnsi="Arial" w:cs="Arial"/>
+          <w:sz w:val="22"/>
+        </w:rPr>
+        <w:t>The Support page provides technical support information, user guidance, FAQs, and contact details so customers can easily receive assistance.</w:t>
+      </w:r>
+    </w:p>
+    <w:p>
+      <w:pPr>
+        <w:rPr>
+          <w:rFonts w:ascii="Arial" w:eastAsia="DengXian" w:hAnsi="Arial" w:cs="Arial"/>
+          <w:b/>
+          <w:bCs/>
+          <w:sz w:val="22"/>
+        </w:rPr>
+      </w:pPr>
+      <w:r>
+        <w:rPr>
+          <w:rFonts w:ascii="Arial" w:eastAsia="DengXian" w:hAnsi="Arial" w:cs="Arial"/>
+          <w:b/>
+          <w:bCs/>
+          <w:sz w:val="22"/>
+        </w:rPr>
+        <w:t>4. About Page</w:t>
+      </w:r>
+    </w:p>
+    <w:p>
+      <w:pPr>
+        <w:rPr>
+          <w:rFonts w:ascii="Arial" w:eastAsia="DengXian" w:hAnsi="Arial" w:cs="Arial"/>
+          <w:sz w:val="22"/>
+        </w:rPr>
+      </w:pPr>
+      <w:r>
+        <w:rPr>
+          <w:rFonts w:ascii="Arial" w:eastAsia="DengXian" w:hAnsi="Arial" w:cs="Arial"/>
+          <w:sz w:val="22"/>
+        </w:rPr>
+        <w:t>The About page introduces the company's background, mission, vision, and development team. It helps visitors understand who we are and what we believe in.</w:t>
+      </w:r>
+    </w:p>
+    <w:p>
+      <w:pPr>
+        <w:rPr>
+          <w:rFonts w:ascii="Arial" w:eastAsia="DengXian" w:hAnsi="Arial" w:cs="Arial"/>
+          <w:b/>
+          <w:bCs/>
+          <w:sz w:val="22"/>
+        </w:rPr>
+      </w:pPr>
+      <w:r>
+        <w:rPr>
+          <w:rFonts w:ascii="Arial" w:eastAsia="DengXian" w:hAnsi="Arial" w:cs="Arial"/>
+          <w:b/>
+          <w:bCs/>
+          <w:sz w:val="22"/>
+        </w:rPr>
+        <w:t>5. Partnership Page</w:t>
+      </w:r>
+    </w:p>
+    <w:p>
+      <w:pPr>
+        <w:rPr>
+          <w:rFonts w:ascii="Arial" w:eastAsia="DengXian" w:hAnsi="Arial" w:cs="Arial"/>
+          <w:sz w:val="22"/>
+        </w:rPr>
+      </w:pPr>
+      <w:r>
+        <w:rPr>
+          <w:rFonts w:ascii="Arial" w:eastAsia="DengXian" w:hAnsi="Arial" w:cs="Arial"/>
+          <w:sz w:val="22"/>
+        </w:rPr>
+        <w:t>The Partnership page explains our cooperation programs, partner policies, and the benefits of working with our company.</w:t>
+      </w:r>
+    </w:p>
+    <w:p>
+      <w:pPr>
+        <w:rPr>
+          <w:rFonts w:ascii="Arial" w:eastAsia="DengXian" w:hAnsi="Arial" w:cs="Arial"/>
+          <w:b/>
+          <w:bCs/>
+          <w:sz w:val="22"/>
+        </w:rPr>
+      </w:pPr>
+      <w:r>
+        <w:rPr>
+          <w:rFonts w:ascii="Arial" w:eastAsia="DengXian" w:hAnsi="Arial" w:cs="Arial"/>
+          <w:b/>
+          <w:bCs/>
+          <w:sz w:val="22"/>
+        </w:rPr>
+        <w:t>6. Comparison Page</w:t>
+      </w:r>
+    </w:p>
+    <w:p>
+      <w:pPr>
+        <w:rPr>
+          <w:rFonts w:ascii="Arial" w:eastAsia="DengXian" w:hAnsi="Arial" w:cs="Arial"/>
+          <w:sz w:val="22"/>
+        </w:rPr>
+      </w:pPr>
+      <w:r>
+        <w:rPr>
+          <w:rFonts w:ascii="Arial" w:eastAsia="DengXian" w:hAnsi="Arial" w:cs="Arial"/>
+          <w:sz w:val="22"/>
+        </w:rPr>
+        <w:t>The Comparison page compares our services with other industry solutions. It clearly shows the advantages and strengths of our company.</w:t>
+      </w:r>
+    </w:p>
+    <w:p>
+      <w:pPr>
+        <w:rPr>
+          <w:rFonts w:ascii="Arial" w:eastAsia="DengXian" w:hAnsi="Arial" w:cs="Arial"/>
+          <w:sz w:val="22"/>
+        </w:rPr>
+      </w:pPr>
+      <w:r>
+        <w:rPr>
+          <w:rFonts w:ascii="Arial" w:eastAsia="DengXian" w:hAnsi="Arial" w:cs="Arial"/>
+          <w:sz w:val="22"/>
+        </w:rPr>
+        <w:pict w14:anchorId="618214D9">
+          <v:rect id="_x0000_i1071" style="width:0;height:1.5pt" o:hralign="center" o:hrstd="t" o:hr="t" fillcolor="#a0a0a0" stroked="f"/>
+        </w:pict>
+      </w:r>
+    </w:p>
+    <w:p>
+      <w:pPr>
+        <w:rPr>
+          <w:rFonts w:ascii="Arial" w:eastAsia="DengXian" w:hAnsi="Arial" w:cs="Arial"/>
+          <w:b/>
+          <w:bCs/>
+          <w:sz w:val="22"/>
+        </w:rPr>
+      </w:pPr>
+      <w:r>
+        <w:rPr>
+          <w:rFonts w:ascii="Arial" w:eastAsia="DengXian" w:hAnsi="Arial" w:cs="Arial"/>
+          <w:b/>
+          <w:bCs/>
+          <w:sz w:val="22"/>
+        </w:rPr>
+        <w:t>Project Conclusion</w:t>
+      </w:r>
+    </w:p>
+    <w:p>
+      <w:pPr>
+        <w:rPr>
+          <w:rFonts w:ascii="Arial" w:eastAsia="DengXian" w:hAnsi="Arial" w:cs="Arial"/>
+          <w:sz w:val="22"/>
+        </w:rPr>
+      </w:pPr>
+      <w:r>
+        <w:rPr>
+          <w:rFonts w:ascii="Arial" w:eastAsia="DengXian" w:hAnsi="Arial" w:cs="Arial"/>
+          <w:sz w:val="22"/>
+        </w:rPr>
+        <w:t>In conclusion, this project successfully developed a professional static website for an IT service company using only HTML and CSS.</w:t>
+      </w:r>
+    </w:p>
+    <w:p>
+      <w:pPr>
+        <w:rPr>
+          <w:rFonts w:ascii="Arial" w:eastAsia="DengXian" w:hAnsi="Arial" w:cs="Arial"/>
+          <w:sz w:val="22"/>
+        </w:rPr>
+      </w:pPr>
+      <w:r>
+        <w:rPr>
+          <w:rFonts w:ascii="Arial" w:eastAsia="DengXian" w:hAnsi="Arial" w:cs="Arial"/>
+          <w:sz w:val="22"/>
+        </w:rPr>
+        <w:t>The website solves the problem of having no official online presence by organizing all company information into one responsive and user-friendly platform.</w:t>
+      </w:r>
+    </w:p>
+    <w:p>
+      <w:pPr>
+        <w:rPr>
+          <w:rFonts w:ascii="Arial" w:eastAsia="DengXian" w:hAnsi="Arial" w:cs="Arial"/>
+          <w:sz w:val="22"/>
+        </w:rPr>
+      </w:pPr>
+      <w:r>
+        <w:rPr>
+          <w:rFonts w:ascii="Arial" w:eastAsia="DengXian" w:hAnsi="Arial" w:cs="Arial"/>
+          <w:sz w:val="22"/>
+        </w:rPr>
+        <w:t>It introduces the company's products, services, support system, partnership opportunities, and competitive advantages in a clear and professional manner.</w:t>
+      </w:r>
+    </w:p>
+    <w:p>
+      <w:pPr>
+        <w:rPr>
+          <w:rFonts w:ascii="Arial" w:eastAsia="DengXian" w:hAnsi="Arial" w:cs="Arial"/>
+          <w:sz w:val="22"/>
+        </w:rPr>
+      </w:pPr>
+      <w:r>
+        <w:rPr>
+          <w:rFonts w:ascii="Arial" w:eastAsia="DengXian" w:hAnsi="Arial" w:cs="Arial"/>
+          <w:sz w:val="22"/>
+        </w:rPr>
+        <w:lastRenderedPageBreak/>
+        <w:t>Most importantly, both team members contributed equally to the development, resulting in a balanced workload and a complete project.</w:t>
+      </w:r>
+    </w:p>
+    <w:p>
+      <w:pPr>
+        <w:rPr>
+          <w:rFonts w:ascii="Arial" w:eastAsia="DengXian" w:hAnsi="Arial" w:cs="Arial"/>
+          <w:sz w:val="22"/>
+        </w:rPr>
+      </w:pPr>
+      <w:r>
+        <w:rPr>
+          <w:rFonts w:ascii="Arial" w:eastAsia="DengXian" w:hAnsi="Arial" w:cs="Arial"/>
+          <w:sz w:val="22"/>
+        </w:rPr>
+        <w:pict w14:anchorId="3E49E651">
+          <v:rect id="_x0000_i1073" style="width:0;height:1.5pt" o:hralign="center" o:hrstd="t" o:hr="t" fillcolor="#a0a0a0" stroked="f"/>
+        </w:pict>
+      </w:r>
+    </w:p>
+    <w:p>
+      <w:pPr>
+        <w:rPr>
+          <w:rFonts w:ascii="Arial" w:eastAsia="DengXian" w:hAnsi="Arial" w:cs="Arial"/>
+          <w:b/>
+          <w:bCs/>
+          <w:sz w:val="22"/>
+        </w:rPr>
+      </w:pPr>
+      <w:r>
+        <w:rPr>
+          <w:rFonts w:ascii="Arial" w:eastAsia="DengXian" w:hAnsi="Arial" w:cs="Arial"/>
+          <w:b/>
+          <w:bCs/>
+          <w:sz w:val="22"/>
+        </w:rPr>
+        <w:t>Website Demonstration</w:t>
+      </w:r>
+    </w:p>
+    <w:p>
+      <w:pPr>
+        <w:rPr>
+          <w:rFonts w:ascii="Arial" w:eastAsia="DengXian" w:hAnsi="Arial" w:cs="Arial"/>
+          <w:sz w:val="22"/>
+        </w:rPr>
+      </w:pPr>
+      <w:r>
+        <w:rPr>
+          <w:rFonts w:ascii="Arial" w:eastAsia="DengXian" w:hAnsi="Arial" w:cs="Arial"/>
+          <w:sz w:val="22"/>
+        </w:rPr>
+        <w:t>Now, we will demonstrate our website.</w:t>
+      </w:r>
+    </w:p>
+    <w:p>
+      <w:pPr>
+        <w:rPr>
+          <w:rFonts w:ascii="Arial" w:eastAsia="DengXian" w:hAnsi="Arial" w:cs="Arial"/>
+          <w:sz w:val="22"/>
+        </w:rPr>
+      </w:pPr>
+      <w:r>
+        <w:rPr>
+          <w:rFonts w:ascii="Arial" w:eastAsia="DengXian" w:hAnsi="Arial" w:cs="Arial"/>
+          <w:sz w:val="22"/>
+        </w:rPr>
+        <w:t>We will begin with the Home page and then navigate through the Product, Support, About, Partnership, and Comparison pages to show the website's layout, responsive design, and smooth navigation.</w:t>
+      </w:r>
+    </w:p>
+    <w:p>
+      <w:pPr>
+        <w:rPr>
+          <w:rFonts w:ascii="Arial" w:eastAsia="DengXian" w:hAnsi="Arial" w:cs="Arial"/>
+          <w:sz w:val="22"/>
+        </w:rPr>
+      </w:pPr>
+      <w:r>
+        <w:rPr>
+          <w:rFonts w:ascii="Arial" w:eastAsia="DengXian" w:hAnsi="Arial" w:cs="Arial"/>
+          <w:sz w:val="22"/>
+        </w:rPr>
+        <w:t>Thank you for your attention. We are happy to answer any questions.</w:t>
+      </w:r>
+    </w:p>
+    <w:p>
+      <w:pPr>
         <w:spacing w:before="120" w:after="120" w:line="288" w:lineRule="auto"/>
       </w:pPr>
-      <w:r>
-        <w:rPr>
-          <w:rFonts w:ascii="Arial" w:eastAsia="DengXian" w:hAnsi="Arial" w:cs="Arial"/>
-          <w:b/>
-          <w:sz w:val="22"/>
-        </w:rPr>
-        <w:t>Unified Basic Components</w:t>
-      </w:r>
-      <w:r>
-        <w:rPr>
-          <w:rFonts w:ascii="Arial" w:eastAsia="DengXian" w:hAnsi="Arial" w:cs="Arial"/>
-          <w:sz w:val="22"/>
-        </w:rPr>
-        <w:t>: Unified default styles for buttons, cards, spacing, navigation and footer to keep visual consistency.</w:t>
-      </w:r>
-    </w:p>
-    <w:p>
-      <w:pPr>
-        <w:spacing w:before="120" w:after="120" w:line="288" w:lineRule="auto"/>
-      </w:pPr>
-      <w:r>
-        <w:rPr>
-          <w:rFonts w:ascii="Arial" w:eastAsia="DengXian" w:hAnsi="Arial" w:cs="Arial"/>
-          <w:b/>
-          <w:sz w:val="22"/>
-        </w:rPr>
-        <w:t>Member 1 (3 Pages):</w:t>
-      </w:r>
-      <w:r>
-        <w:rPr>
-          <w:rFonts w:ascii="Arial" w:eastAsia="DengXian" w:hAnsi="Arial" w:cs="Arial"/>
-          <w:sz w:val="22"/>
-        </w:rPr>
-        <w:t xml:space="preserve"> Home Page, About Page, Partnership Page</w:t>
-      </w:r>
-      <w:r>
-        <w:rPr>
-          <w:rFonts w:ascii="Arial" w:eastAsia="DengXian" w:hAnsi="Arial" w:cs="Arial"/>
-          <w:sz w:val="22"/>
-        </w:rPr>
-        <w:br/>
-        <w:t>Responsible for page structure, HTML &amp; CSS development, responsive design + full report &amp; PPT preparation.</w:t>
-      </w:r>
-    </w:p>
-    <w:p>
-      <w:pPr>
-        <w:spacing w:before="120" w:after="120" w:line="288" w:lineRule="auto"/>
-      </w:pPr>
-      <w:r>
-        <w:rPr>
-          <w:rFonts w:ascii="Arial" w:eastAsia="DengXian" w:hAnsi="Arial" w:cs="Arial"/>
-          <w:b/>
-          <w:sz w:val="22"/>
-        </w:rPr>
-        <w:t>Member 2 (3 Pages):</w:t>
-      </w:r>
-      <w:r>
-        <w:rPr>
-          <w:rFonts w:ascii="Arial" w:eastAsia="DengXian" w:hAnsi="Arial" w:cs="Arial"/>
-          <w:sz w:val="22"/>
-        </w:rPr>
-        <w:t xml:space="preserve"> Product Page, Support Page, Comparison Page</w:t>
-      </w:r>
-      <w:r>
-        <w:rPr>
-          <w:rFonts w:ascii="Arial" w:eastAsia="DengXian" w:hAnsi="Arial" w:cs="Arial"/>
-          <w:sz w:val="22"/>
-        </w:rPr>
-        <w:br/>
-        <w:t>Responsible for page coding, interface design, global CSS style unification, check and revise inconsistent details, website testing &amp; demo presentation.</w:t>
-      </w:r>
-    </w:p>
-    <w:p>
-      <w:pPr>
-        <w:spacing w:before="320" w:after="120" w:line="288" w:lineRule="auto"/>
-        <w:outlineLvl w:val="1"/>
-      </w:pPr>
-      <w:bookmarkStart w:id="10" w:name="heading_10"/>
-      <w:r>
-        <w:rPr>
-          <w:rFonts w:ascii="Arial" w:eastAsia="DengXian" w:hAnsi="Arial" w:cs="Arial"/>
-          <w:b/>
-          <w:sz w:val="32"/>
-        </w:rPr>
-        <w:t>Professional Team Work Comparison (Simplified)</w:t>
-      </w:r>
-      <w:bookmarkEnd w:id="10"/>
-    </w:p>
-    <w:p>
-      <w:pPr>
-        <w:spacing w:before="120" w:after="120" w:line="288" w:lineRule="auto"/>
-      </w:pPr>
-      <w:r>
-        <w:rPr>
-          <w:rFonts w:ascii="Arial" w:eastAsia="DengXian" w:hAnsi="Arial" w:cs="Arial"/>
-          <w:sz w:val="22"/>
-        </w:rPr>
-        <w:t>Professional web teams split roles into UI designer, frontend developer and tester. For our student project, both members work as frontend developers to build equal numbers of pages, while dividing document and testing tasks separately.</w:t>
-      </w:r>
     </w:p>
     <w:sectPr>
       <w:headerReference w:type="default" r:id="rId7"/>
@@ -677,6 +1571,304 @@
 <file path=word/numbering.xml><?xml version="1.0" encoding="utf-8"?>
 <w:numbering xmlns:wpc="http://schemas.microsoft.com/office/word/2010/wordprocessingCanvas" xmlns:cx="http://schemas.microsoft.com/office/drawing/2014/chartex" xmlns:cx1="http://schemas.microsoft.com/office/drawing/2015/9/8/chartex" xmlns:cx2="http://schemas.microsoft.com/office/drawing/2015/10/21/chartex" xmlns:cx3="http://schemas.microsoft.com/office/drawing/2016/5/9/chartex" xmlns:cx4="http://schemas.microsoft.com/office/drawing/2016/5/10/chartex" xmlns:cx5="http://schemas.microsoft.com/office/drawing/2016/5/11/chartex" xmlns:cx6="http://schemas.microsoft.com/office/drawing/2016/5/12/chartex" xmlns:cx7="http://schemas.microsoft.com/office/drawing/2016/5/13/chartex" xmlns:cx8="http://schemas.microsoft.com/office/drawing/2016/5/14/chartex" xmlns:mc="http://schemas.openxmlformats.org/markup-compatibility/2006" xmlns:aink="http://schemas.microsoft.com/office/drawing/2016/ink" xmlns:am3d="http://schemas.microsoft.com/office/drawing/2017/model3d" xmlns:o="urn:schemas-microsoft-com:office:office" xmlns:oel="http://schemas.microsoft.com/office/2019/extlst" xmlns:r="http://schemas.openxmlformats.org/officeDocument/2006/relationships" xmlns:m="http://schemas.openxmlformats.org/officeDocument/2006/math" xmlns:v="urn:schemas-microsoft-com:vml" xmlns:wp14="http://schemas.microsoft.com/office/word/2010/wordprocessingDrawing" xmlns:wp="http://schemas.openxmlformats.org/drawingml/2006/wordprocessingDrawing" xmlns:w10="urn:schemas-microsoft-com:office:word" xmlns:w="http://schemas.openxmlformats.org/wordprocessingml/2006/main" xmlns:w14="http://schemas.microsoft.com/office/word/2010/wordml" xmlns:w15="http://schemas.microsoft.com/office/word/2012/wordml" xmlns:w16cex="http://schemas.microsoft.com/office/word/2018/wordml/cex" xmlns:w16cid="http://schemas.microsoft.com/office/word/2016/wordml/cid" xmlns:w16="http://schemas.microsoft.com/office/word/2018/wordml" xmlns:w16du="http://schemas.microsoft.com/office/word/2023/wordml/word16du" xmlns:w16sdtdh="http://schemas.microsoft.com/office/word/2020/wordml/sdtdatahash" xmlns:w16sdtfl="http://schemas.microsoft.com/office/word/2024/wordml/sdtformatlock" xmlns:w16se="http://schemas.microsoft.com/office/word/2015/wordml/symex" xmlns:wpg="http://schemas.microsoft.com/office/word/2010/wordprocessingGroup" xmlns:wpi="http://schemas.microsoft.com/office/word/2010/wordprocessingInk" xmlns:wne="http://schemas.microsoft.com/office/word/2006/wordml" xmlns:wps="http://schemas.microsoft.com/office/word/2010/wordprocessingShape" mc:Ignorable="w14 w15 w16se w16cid w16 w16cex w16sdtdh w16sdtfl w16du wp14">
   <w:abstractNum w:abstractNumId="0" w15:restartNumberingAfterBreak="0">
+    <w:nsid w:val="015D07A1"/>
+    <w:multiLevelType w:val="multilevel"/>
+    <w:tmpl w:val="AC7E12DC"/>
+    <w:lvl w:ilvl="0">
+      <w:start w:val="1"/>
+      <w:numFmt w:val="bullet"/>
+      <w:lvlText w:val=""/>
+      <w:lvlJc w:val="left"/>
+      <w:pPr>
+        <w:tabs>
+          <w:tab w:val="num" w:pos="720"/>
+        </w:tabs>
+        <w:ind w:left="720" w:hanging="360"/>
+      </w:pPr>
+      <w:rPr>
+        <w:rFonts w:ascii="Symbol" w:hAnsi="Symbol" w:hint="default"/>
+        <w:sz w:val="20"/>
+      </w:rPr>
+    </w:lvl>
+    <w:lvl w:ilvl="1" w:tentative="1">
+      <w:start w:val="1"/>
+      <w:numFmt w:val="bullet"/>
+      <w:lvlText w:val="o"/>
+      <w:lvlJc w:val="left"/>
+      <w:pPr>
+        <w:tabs>
+          <w:tab w:val="num" w:pos="1440"/>
+        </w:tabs>
+        <w:ind w:left="1440" w:hanging="360"/>
+      </w:pPr>
+      <w:rPr>
+        <w:rFonts w:ascii="Courier New" w:hAnsi="Courier New" w:hint="default"/>
+        <w:sz w:val="20"/>
+      </w:rPr>
+    </w:lvl>
+    <w:lvl w:ilvl="2" w:tentative="1">
+      <w:start w:val="1"/>
+      <w:numFmt w:val="bullet"/>
+      <w:lvlText w:val=""/>
+      <w:lvlJc w:val="left"/>
+      <w:pPr>
+        <w:tabs>
+          <w:tab w:val="num" w:pos="2160"/>
+        </w:tabs>
+        <w:ind w:left="2160" w:hanging="360"/>
+      </w:pPr>
+      <w:rPr>
+        <w:rFonts w:ascii="Wingdings" w:hAnsi="Wingdings" w:hint="default"/>
+        <w:sz w:val="20"/>
+      </w:rPr>
+    </w:lvl>
+    <w:lvl w:ilvl="3" w:tentative="1">
+      <w:start w:val="1"/>
+      <w:numFmt w:val="bullet"/>
+      <w:lvlText w:val=""/>
+      <w:lvlJc w:val="left"/>
+      <w:pPr>
+        <w:tabs>
+          <w:tab w:val="num" w:pos="2880"/>
+        </w:tabs>
+        <w:ind w:left="2880" w:hanging="360"/>
+      </w:pPr>
+      <w:rPr>
+        <w:rFonts w:ascii="Wingdings" w:hAnsi="Wingdings" w:hint="default"/>
+        <w:sz w:val="20"/>
+      </w:rPr>
+    </w:lvl>
+    <w:lvl w:ilvl="4" w:tentative="1">
+      <w:start w:val="1"/>
+      <w:numFmt w:val="bullet"/>
+      <w:lvlText w:val=""/>
+      <w:lvlJc w:val="left"/>
+      <w:pPr>
+        <w:tabs>
+          <w:tab w:val="num" w:pos="3600"/>
+        </w:tabs>
+        <w:ind w:left="3600" w:hanging="360"/>
+      </w:pPr>
+      <w:rPr>
+        <w:rFonts w:ascii="Wingdings" w:hAnsi="Wingdings" w:hint="default"/>
+        <w:sz w:val="20"/>
+      </w:rPr>
+    </w:lvl>
+    <w:lvl w:ilvl="5" w:tentative="1">
+      <w:start w:val="1"/>
+      <w:numFmt w:val="bullet"/>
+      <w:lvlText w:val=""/>
+      <w:lvlJc w:val="left"/>
+      <w:pPr>
+        <w:tabs>
+          <w:tab w:val="num" w:pos="4320"/>
+        </w:tabs>
+        <w:ind w:left="4320" w:hanging="360"/>
+      </w:pPr>
+      <w:rPr>
+        <w:rFonts w:ascii="Wingdings" w:hAnsi="Wingdings" w:hint="default"/>
+        <w:sz w:val="20"/>
+      </w:rPr>
+    </w:lvl>
+    <w:lvl w:ilvl="6" w:tentative="1">
+      <w:start w:val="1"/>
+      <w:numFmt w:val="bullet"/>
+      <w:lvlText w:val=""/>
+      <w:lvlJc w:val="left"/>
+      <w:pPr>
+        <w:tabs>
+          <w:tab w:val="num" w:pos="5040"/>
+        </w:tabs>
+        <w:ind w:left="5040" w:hanging="360"/>
+      </w:pPr>
+      <w:rPr>
+        <w:rFonts w:ascii="Wingdings" w:hAnsi="Wingdings" w:hint="default"/>
+        <w:sz w:val="20"/>
+      </w:rPr>
+    </w:lvl>
+    <w:lvl w:ilvl="7" w:tentative="1">
+      <w:start w:val="1"/>
+      <w:numFmt w:val="bullet"/>
+      <w:lvlText w:val=""/>
+      <w:lvlJc w:val="left"/>
+      <w:pPr>
+        <w:tabs>
+          <w:tab w:val="num" w:pos="5760"/>
+        </w:tabs>
+        <w:ind w:left="5760" w:hanging="360"/>
+      </w:pPr>
+      <w:rPr>
+        <w:rFonts w:ascii="Wingdings" w:hAnsi="Wingdings" w:hint="default"/>
+        <w:sz w:val="20"/>
+      </w:rPr>
+    </w:lvl>
+    <w:lvl w:ilvl="8" w:tentative="1">
+      <w:start w:val="1"/>
+      <w:numFmt w:val="bullet"/>
+      <w:lvlText w:val=""/>
+      <w:lvlJc w:val="left"/>
+      <w:pPr>
+        <w:tabs>
+          <w:tab w:val="num" w:pos="6480"/>
+        </w:tabs>
+        <w:ind w:left="6480" w:hanging="360"/>
+      </w:pPr>
+      <w:rPr>
+        <w:rFonts w:ascii="Wingdings" w:hAnsi="Wingdings" w:hint="default"/>
+        <w:sz w:val="20"/>
+      </w:rPr>
+    </w:lvl>
+  </w:abstractNum>
+  <w:abstractNum w:abstractNumId="1" w15:restartNumberingAfterBreak="0">
+    <w:nsid w:val="045140C8"/>
+    <w:multiLevelType w:val="multilevel"/>
+    <w:tmpl w:val="FCB8D932"/>
+    <w:lvl w:ilvl="0">
+      <w:start w:val="1"/>
+      <w:numFmt w:val="bullet"/>
+      <w:lvlText w:val=""/>
+      <w:lvlJc w:val="left"/>
+      <w:pPr>
+        <w:tabs>
+          <w:tab w:val="num" w:pos="720"/>
+        </w:tabs>
+        <w:ind w:left="720" w:hanging="360"/>
+      </w:pPr>
+      <w:rPr>
+        <w:rFonts w:ascii="Symbol" w:hAnsi="Symbol" w:hint="default"/>
+        <w:sz w:val="20"/>
+      </w:rPr>
+    </w:lvl>
+    <w:lvl w:ilvl="1" w:tentative="1">
+      <w:start w:val="1"/>
+      <w:numFmt w:val="bullet"/>
+      <w:lvlText w:val="o"/>
+      <w:lvlJc w:val="left"/>
+      <w:pPr>
+        <w:tabs>
+          <w:tab w:val="num" w:pos="1440"/>
+        </w:tabs>
+        <w:ind w:left="1440" w:hanging="360"/>
+      </w:pPr>
+      <w:rPr>
+        <w:rFonts w:ascii="Courier New" w:hAnsi="Courier New" w:hint="default"/>
+        <w:sz w:val="20"/>
+      </w:rPr>
+    </w:lvl>
+    <w:lvl w:ilvl="2" w:tentative="1">
+      <w:start w:val="1"/>
+      <w:numFmt w:val="bullet"/>
+      <w:lvlText w:val=""/>
+      <w:lvlJc w:val="left"/>
+      <w:pPr>
+        <w:tabs>
+          <w:tab w:val="num" w:pos="2160"/>
+        </w:tabs>
+        <w:ind w:left="2160" w:hanging="360"/>
+      </w:pPr>
+      <w:rPr>
+        <w:rFonts w:ascii="Wingdings" w:hAnsi="Wingdings" w:hint="default"/>
+        <w:sz w:val="20"/>
+      </w:rPr>
+    </w:lvl>
+    <w:lvl w:ilvl="3" w:tentative="1">
+      <w:start w:val="1"/>
+      <w:numFmt w:val="bullet"/>
+      <w:lvlText w:val=""/>
+      <w:lvlJc w:val="left"/>
+      <w:pPr>
+        <w:tabs>
+          <w:tab w:val="num" w:pos="2880"/>
+        </w:tabs>
+        <w:ind w:left="2880" w:hanging="360"/>
+      </w:pPr>
+      <w:rPr>
+        <w:rFonts w:ascii="Wingdings" w:hAnsi="Wingdings" w:hint="default"/>
+        <w:sz w:val="20"/>
+      </w:rPr>
+    </w:lvl>
+    <w:lvl w:ilvl="4" w:tentative="1">
+      <w:start w:val="1"/>
+      <w:numFmt w:val="bullet"/>
+      <w:lvlText w:val=""/>
+      <w:lvlJc w:val="left"/>
+      <w:pPr>
+        <w:tabs>
+          <w:tab w:val="num" w:pos="3600"/>
+        </w:tabs>
+        <w:ind w:left="3600" w:hanging="360"/>
+      </w:pPr>
+      <w:rPr>
+        <w:rFonts w:ascii="Wingdings" w:hAnsi="Wingdings" w:hint="default"/>
+        <w:sz w:val="20"/>
+      </w:rPr>
+    </w:lvl>
+    <w:lvl w:ilvl="5" w:tentative="1">
+      <w:start w:val="1"/>
+      <w:numFmt w:val="bullet"/>
+      <w:lvlText w:val=""/>
+      <w:lvlJc w:val="left"/>
+      <w:pPr>
+        <w:tabs>
+          <w:tab w:val="num" w:pos="4320"/>
+        </w:tabs>
+        <w:ind w:left="4320" w:hanging="360"/>
+      </w:pPr>
+      <w:rPr>
+        <w:rFonts w:ascii="Wingdings" w:hAnsi="Wingdings" w:hint="default"/>
+        <w:sz w:val="20"/>
+      </w:rPr>
+    </w:lvl>
+    <w:lvl w:ilvl="6" w:tentative="1">
+      <w:start w:val="1"/>
+      <w:numFmt w:val="bullet"/>
+      <w:lvlText w:val=""/>
+      <w:lvlJc w:val="left"/>
+      <w:pPr>
+        <w:tabs>
+          <w:tab w:val="num" w:pos="5040"/>
+        </w:tabs>
+        <w:ind w:left="5040" w:hanging="360"/>
+      </w:pPr>
+      <w:rPr>
+        <w:rFonts w:ascii="Wingdings" w:hAnsi="Wingdings" w:hint="default"/>
+        <w:sz w:val="20"/>
+      </w:rPr>
+    </w:lvl>
+    <w:lvl w:ilvl="7" w:tentative="1">
+      <w:start w:val="1"/>
+      <w:numFmt w:val="bullet"/>
+      <w:lvlText w:val=""/>
+      <w:lvlJc w:val="left"/>
+      <w:pPr>
+        <w:tabs>
+          <w:tab w:val="num" w:pos="5760"/>
+        </w:tabs>
+        <w:ind w:left="5760" w:hanging="360"/>
+      </w:pPr>
+      <w:rPr>
+        <w:rFonts w:ascii="Wingdings" w:hAnsi="Wingdings" w:hint="default"/>
+        <w:sz w:val="20"/>
+      </w:rPr>
+    </w:lvl>
+    <w:lvl w:ilvl="8" w:tentative="1">
+      <w:start w:val="1"/>
+      <w:numFmt w:val="bullet"/>
+      <w:lvlText w:val=""/>
+      <w:lvlJc w:val="left"/>
+      <w:pPr>
+        <w:tabs>
+          <w:tab w:val="num" w:pos="6480"/>
+        </w:tabs>
+        <w:ind w:left="6480" w:hanging="360"/>
+      </w:pPr>
+      <w:rPr>
+        <w:rFonts w:ascii="Wingdings" w:hAnsi="Wingdings" w:hint="default"/>
+        <w:sz w:val="20"/>
+      </w:rPr>
+    </w:lvl>
+  </w:abstractNum>
+  <w:abstractNum w:abstractNumId="2" w15:restartNumberingAfterBreak="0">
     <w:nsid w:val="0FBC60AC"/>
     <w:multiLevelType w:val="multilevel"/>
     <w:tmpl w:val="F7AC1776"/>
@@ -729,7 +1921,7 @@
       <w:lvlJc w:val="left"/>
     </w:lvl>
   </w:abstractNum>
-  <w:abstractNum w:abstractNumId="1" w15:restartNumberingAfterBreak="0">
+  <w:abstractNum w:abstractNumId="3" w15:restartNumberingAfterBreak="0">
     <w:nsid w:val="1AA02259"/>
     <w:multiLevelType w:val="multilevel"/>
     <w:tmpl w:val="DAA807B0"/>
@@ -782,7 +1974,7 @@
       <w:lvlJc w:val="left"/>
     </w:lvl>
   </w:abstractNum>
-  <w:abstractNum w:abstractNumId="2" w15:restartNumberingAfterBreak="0">
+  <w:abstractNum w:abstractNumId="4" w15:restartNumberingAfterBreak="0">
     <w:nsid w:val="1CE94F5D"/>
     <w:multiLevelType w:val="multilevel"/>
     <w:tmpl w:val="D292C898"/>
@@ -835,7 +2027,156 @@
       <w:lvlJc w:val="left"/>
     </w:lvl>
   </w:abstractNum>
-  <w:abstractNum w:abstractNumId="3" w15:restartNumberingAfterBreak="0">
+  <w:abstractNum w:abstractNumId="5" w15:restartNumberingAfterBreak="0">
+    <w:nsid w:val="3ECA7FB6"/>
+    <w:multiLevelType w:val="multilevel"/>
+    <w:tmpl w:val="5CE656A2"/>
+    <w:lvl w:ilvl="0">
+      <w:start w:val="1"/>
+      <w:numFmt w:val="bullet"/>
+      <w:lvlText w:val=""/>
+      <w:lvlJc w:val="left"/>
+      <w:pPr>
+        <w:tabs>
+          <w:tab w:val="num" w:pos="720"/>
+        </w:tabs>
+        <w:ind w:left="720" w:hanging="360"/>
+      </w:pPr>
+      <w:rPr>
+        <w:rFonts w:ascii="Symbol" w:hAnsi="Symbol" w:hint="default"/>
+        <w:sz w:val="20"/>
+      </w:rPr>
+    </w:lvl>
+    <w:lvl w:ilvl="1" w:tentative="1">
+      <w:start w:val="1"/>
+      <w:numFmt w:val="bullet"/>
+      <w:lvlText w:val="o"/>
+      <w:lvlJc w:val="left"/>
+      <w:pPr>
+        <w:tabs>
+          <w:tab w:val="num" w:pos="1440"/>
+        </w:tabs>
+        <w:ind w:left="1440" w:hanging="360"/>
+      </w:pPr>
+      <w:rPr>
+        <w:rFonts w:ascii="Courier New" w:hAnsi="Courier New" w:hint="default"/>
+        <w:sz w:val="20"/>
+      </w:rPr>
+    </w:lvl>
+    <w:lvl w:ilvl="2" w:tentative="1">
+      <w:start w:val="1"/>
+      <w:numFmt w:val="bullet"/>
+      <w:lvlText w:val=""/>
+      <w:lvlJc w:val="left"/>
+      <w:pPr>
+        <w:tabs>
+          <w:tab w:val="num" w:pos="2160"/>
+        </w:tabs>
+        <w:ind w:left="2160" w:hanging="360"/>
+      </w:pPr>
+      <w:rPr>
+        <w:rFonts w:ascii="Wingdings" w:hAnsi="Wingdings" w:hint="default"/>
+        <w:sz w:val="20"/>
+      </w:rPr>
+    </w:lvl>
+    <w:lvl w:ilvl="3" w:tentative="1">
+      <w:start w:val="1"/>
+      <w:numFmt w:val="bullet"/>
+      <w:lvlText w:val=""/>
+      <w:lvlJc w:val="left"/>
+      <w:pPr>
+        <w:tabs>
+          <w:tab w:val="num" w:pos="2880"/>
+        </w:tabs>
+        <w:ind w:left="2880" w:hanging="360"/>
+      </w:pPr>
+      <w:rPr>
+        <w:rFonts w:ascii="Wingdings" w:hAnsi="Wingdings" w:hint="default"/>
+        <w:sz w:val="20"/>
+      </w:rPr>
+    </w:lvl>
+    <w:lvl w:ilvl="4" w:tentative="1">
+      <w:start w:val="1"/>
+      <w:numFmt w:val="bullet"/>
+      <w:lvlText w:val=""/>
+      <w:lvlJc w:val="left"/>
+      <w:pPr>
+        <w:tabs>
+          <w:tab w:val="num" w:pos="3600"/>
+        </w:tabs>
+        <w:ind w:left="3600" w:hanging="360"/>
+      </w:pPr>
+      <w:rPr>
+        <w:rFonts w:ascii="Wingdings" w:hAnsi="Wingdings" w:hint="default"/>
+        <w:sz w:val="20"/>
+      </w:rPr>
+    </w:lvl>
+    <w:lvl w:ilvl="5" w:tentative="1">
+      <w:start w:val="1"/>
+      <w:numFmt w:val="bullet"/>
+      <w:lvlText w:val=""/>
+      <w:lvlJc w:val="left"/>
+      <w:pPr>
+        <w:tabs>
+          <w:tab w:val="num" w:pos="4320"/>
+        </w:tabs>
+        <w:ind w:left="4320" w:hanging="360"/>
+      </w:pPr>
+      <w:rPr>
+        <w:rFonts w:ascii="Wingdings" w:hAnsi="Wingdings" w:hint="default"/>
+        <w:sz w:val="20"/>
+      </w:rPr>
+    </w:lvl>
+    <w:lvl w:ilvl="6" w:tentative="1">
+      <w:start w:val="1"/>
+      <w:numFmt w:val="bullet"/>
+      <w:lvlText w:val=""/>
+      <w:lvlJc w:val="left"/>
+      <w:pPr>
+        <w:tabs>
+          <w:tab w:val="num" w:pos="5040"/>
+        </w:tabs>
+        <w:ind w:left="5040" w:hanging="360"/>
+      </w:pPr>
+      <w:rPr>
+        <w:rFonts w:ascii="Wingdings" w:hAnsi="Wingdings" w:hint="default"/>
+        <w:sz w:val="20"/>
+      </w:rPr>
+    </w:lvl>
+    <w:lvl w:ilvl="7" w:tentative="1">
+      <w:start w:val="1"/>
+      <w:numFmt w:val="bullet"/>
+      <w:lvlText w:val=""/>
+      <w:lvlJc w:val="left"/>
+      <w:pPr>
+        <w:tabs>
+          <w:tab w:val="num" w:pos="5760"/>
+        </w:tabs>
+        <w:ind w:left="5760" w:hanging="360"/>
+      </w:pPr>
+      <w:rPr>
+        <w:rFonts w:ascii="Wingdings" w:hAnsi="Wingdings" w:hint="default"/>
+        <w:sz w:val="20"/>
+      </w:rPr>
+    </w:lvl>
+    <w:lvl w:ilvl="8" w:tentative="1">
+      <w:start w:val="1"/>
+      <w:numFmt w:val="bullet"/>
+      <w:lvlText w:val=""/>
+      <w:lvlJc w:val="left"/>
+      <w:pPr>
+        <w:tabs>
+          <w:tab w:val="num" w:pos="6480"/>
+        </w:tabs>
+        <w:ind w:left="6480" w:hanging="360"/>
+      </w:pPr>
+      <w:rPr>
+        <w:rFonts w:ascii="Wingdings" w:hAnsi="Wingdings" w:hint="default"/>
+        <w:sz w:val="20"/>
+      </w:rPr>
+    </w:lvl>
+  </w:abstractNum>
+  <w:abstractNum w:abstractNumId="6" w15:restartNumberingAfterBreak="0">
     <w:nsid w:val="470B26BF"/>
     <w:multiLevelType w:val="multilevel"/>
     <w:tmpl w:val="68307A8C"/>
@@ -888,7 +2229,7 @@
       <w:lvlJc w:val="left"/>
     </w:lvl>
   </w:abstractNum>
-  <w:abstractNum w:abstractNumId="4" w15:restartNumberingAfterBreak="0">
+  <w:abstractNum w:abstractNumId="7" w15:restartNumberingAfterBreak="0">
     <w:nsid w:val="6FD17529"/>
     <w:multiLevelType w:val="multilevel"/>
     <w:tmpl w:val="D6A29394"/>
@@ -941,20 +2282,333 @@
       <w:lvlJc w:val="left"/>
     </w:lvl>
   </w:abstractNum>
+  <w:abstractNum w:abstractNumId="8" w15:restartNumberingAfterBreak="0">
+    <w:nsid w:val="7069487B"/>
+    <w:multiLevelType w:val="multilevel"/>
+    <w:tmpl w:val="AE325D28"/>
+    <w:lvl w:ilvl="0">
+      <w:start w:val="1"/>
+      <w:numFmt w:val="bullet"/>
+      <w:lvlText w:val=""/>
+      <w:lvlJc w:val="left"/>
+      <w:pPr>
+        <w:tabs>
+          <w:tab w:val="num" w:pos="720"/>
+        </w:tabs>
+        <w:ind w:left="720" w:hanging="360"/>
+      </w:pPr>
+      <w:rPr>
+        <w:rFonts w:ascii="Symbol" w:hAnsi="Symbol" w:hint="default"/>
+        <w:sz w:val="20"/>
+      </w:rPr>
+    </w:lvl>
+    <w:lvl w:ilvl="1" w:tentative="1">
+      <w:start w:val="1"/>
+      <w:numFmt w:val="bullet"/>
+      <w:lvlText w:val="o"/>
+      <w:lvlJc w:val="left"/>
+      <w:pPr>
+        <w:tabs>
+          <w:tab w:val="num" w:pos="1440"/>
+        </w:tabs>
+        <w:ind w:left="1440" w:hanging="360"/>
+      </w:pPr>
+      <w:rPr>
+        <w:rFonts w:ascii="Courier New" w:hAnsi="Courier New" w:hint="default"/>
+        <w:sz w:val="20"/>
+      </w:rPr>
+    </w:lvl>
+    <w:lvl w:ilvl="2" w:tentative="1">
+      <w:start w:val="1"/>
+      <w:numFmt w:val="bullet"/>
+      <w:lvlText w:val=""/>
+      <w:lvlJc w:val="left"/>
+      <w:pPr>
+        <w:tabs>
+          <w:tab w:val="num" w:pos="2160"/>
+        </w:tabs>
+        <w:ind w:left="2160" w:hanging="360"/>
+      </w:pPr>
+      <w:rPr>
+        <w:rFonts w:ascii="Wingdings" w:hAnsi="Wingdings" w:hint="default"/>
+        <w:sz w:val="20"/>
+      </w:rPr>
+    </w:lvl>
+    <w:lvl w:ilvl="3" w:tentative="1">
+      <w:start w:val="1"/>
+      <w:numFmt w:val="bullet"/>
+      <w:lvlText w:val=""/>
+      <w:lvlJc w:val="left"/>
+      <w:pPr>
+        <w:tabs>
+          <w:tab w:val="num" w:pos="2880"/>
+        </w:tabs>
+        <w:ind w:left="2880" w:hanging="360"/>
+      </w:pPr>
+      <w:rPr>
+        <w:rFonts w:ascii="Wingdings" w:hAnsi="Wingdings" w:hint="default"/>
+        <w:sz w:val="20"/>
+      </w:rPr>
+    </w:lvl>
+    <w:lvl w:ilvl="4" w:tentative="1">
+      <w:start w:val="1"/>
+      <w:numFmt w:val="bullet"/>
+      <w:lvlText w:val=""/>
+      <w:lvlJc w:val="left"/>
+      <w:pPr>
+        <w:tabs>
+          <w:tab w:val="num" w:pos="3600"/>
+        </w:tabs>
+        <w:ind w:left="3600" w:hanging="360"/>
+      </w:pPr>
+      <w:rPr>
+        <w:rFonts w:ascii="Wingdings" w:hAnsi="Wingdings" w:hint="default"/>
+        <w:sz w:val="20"/>
+      </w:rPr>
+    </w:lvl>
+    <w:lvl w:ilvl="5" w:tentative="1">
+      <w:start w:val="1"/>
+      <w:numFmt w:val="bullet"/>
+      <w:lvlText w:val=""/>
+      <w:lvlJc w:val="left"/>
+      <w:pPr>
+        <w:tabs>
+          <w:tab w:val="num" w:pos="4320"/>
+        </w:tabs>
+        <w:ind w:left="4320" w:hanging="360"/>
+      </w:pPr>
+      <w:rPr>
+        <w:rFonts w:ascii="Wingdings" w:hAnsi="Wingdings" w:hint="default"/>
+        <w:sz w:val="20"/>
+      </w:rPr>
+    </w:lvl>
+    <w:lvl w:ilvl="6" w:tentative="1">
+      <w:start w:val="1"/>
+      <w:numFmt w:val="bullet"/>
+      <w:lvlText w:val=""/>
+      <w:lvlJc w:val="left"/>
+      <w:pPr>
+        <w:tabs>
+          <w:tab w:val="num" w:pos="5040"/>
+        </w:tabs>
+        <w:ind w:left="5040" w:hanging="360"/>
+      </w:pPr>
+      <w:rPr>
+        <w:rFonts w:ascii="Wingdings" w:hAnsi="Wingdings" w:hint="default"/>
+        <w:sz w:val="20"/>
+      </w:rPr>
+    </w:lvl>
+    <w:lvl w:ilvl="7" w:tentative="1">
+      <w:start w:val="1"/>
+      <w:numFmt w:val="bullet"/>
+      <w:lvlText w:val=""/>
+      <w:lvlJc w:val="left"/>
+      <w:pPr>
+        <w:tabs>
+          <w:tab w:val="num" w:pos="5760"/>
+        </w:tabs>
+        <w:ind w:left="5760" w:hanging="360"/>
+      </w:pPr>
+      <w:rPr>
+        <w:rFonts w:ascii="Wingdings" w:hAnsi="Wingdings" w:hint="default"/>
+        <w:sz w:val="20"/>
+      </w:rPr>
+    </w:lvl>
+    <w:lvl w:ilvl="8" w:tentative="1">
+      <w:start w:val="1"/>
+      <w:numFmt w:val="bullet"/>
+      <w:lvlText w:val=""/>
+      <w:lvlJc w:val="left"/>
+      <w:pPr>
+        <w:tabs>
+          <w:tab w:val="num" w:pos="6480"/>
+        </w:tabs>
+        <w:ind w:left="6480" w:hanging="360"/>
+      </w:pPr>
+      <w:rPr>
+        <w:rFonts w:ascii="Wingdings" w:hAnsi="Wingdings" w:hint="default"/>
+        <w:sz w:val="20"/>
+      </w:rPr>
+    </w:lvl>
+  </w:abstractNum>
+  <w:abstractNum w:abstractNumId="9" w15:restartNumberingAfterBreak="0">
+    <w:nsid w:val="75E109D0"/>
+    <w:multiLevelType w:val="multilevel"/>
+    <w:tmpl w:val="39329F9C"/>
+    <w:lvl w:ilvl="0">
+      <w:start w:val="1"/>
+      <w:numFmt w:val="bullet"/>
+      <w:lvlText w:val=""/>
+      <w:lvlJc w:val="left"/>
+      <w:pPr>
+        <w:tabs>
+          <w:tab w:val="num" w:pos="720"/>
+        </w:tabs>
+        <w:ind w:left="720" w:hanging="360"/>
+      </w:pPr>
+      <w:rPr>
+        <w:rFonts w:ascii="Symbol" w:hAnsi="Symbol" w:hint="default"/>
+        <w:sz w:val="20"/>
+      </w:rPr>
+    </w:lvl>
+    <w:lvl w:ilvl="1" w:tentative="1">
+      <w:start w:val="1"/>
+      <w:numFmt w:val="bullet"/>
+      <w:lvlText w:val="o"/>
+      <w:lvlJc w:val="left"/>
+      <w:pPr>
+        <w:tabs>
+          <w:tab w:val="num" w:pos="1440"/>
+        </w:tabs>
+        <w:ind w:left="1440" w:hanging="360"/>
+      </w:pPr>
+      <w:rPr>
+        <w:rFonts w:ascii="Courier New" w:hAnsi="Courier New" w:hint="default"/>
+        <w:sz w:val="20"/>
+      </w:rPr>
+    </w:lvl>
+    <w:lvl w:ilvl="2" w:tentative="1">
+      <w:start w:val="1"/>
+      <w:numFmt w:val="bullet"/>
+      <w:lvlText w:val=""/>
+      <w:lvlJc w:val="left"/>
+      <w:pPr>
+        <w:tabs>
+          <w:tab w:val="num" w:pos="2160"/>
+        </w:tabs>
+        <w:ind w:left="2160" w:hanging="360"/>
+      </w:pPr>
+      <w:rPr>
+        <w:rFonts w:ascii="Wingdings" w:hAnsi="Wingdings" w:hint="default"/>
+        <w:sz w:val="20"/>
+      </w:rPr>
+    </w:lvl>
+    <w:lvl w:ilvl="3" w:tentative="1">
+      <w:start w:val="1"/>
+      <w:numFmt w:val="bullet"/>
+      <w:lvlText w:val=""/>
+      <w:lvlJc w:val="left"/>
+      <w:pPr>
+        <w:tabs>
+          <w:tab w:val="num" w:pos="2880"/>
+        </w:tabs>
+        <w:ind w:left="2880" w:hanging="360"/>
+      </w:pPr>
+      <w:rPr>
+        <w:rFonts w:ascii="Wingdings" w:hAnsi="Wingdings" w:hint="default"/>
+        <w:sz w:val="20"/>
+      </w:rPr>
+    </w:lvl>
+    <w:lvl w:ilvl="4" w:tentative="1">
+      <w:start w:val="1"/>
+      <w:numFmt w:val="bullet"/>
+      <w:lvlText w:val=""/>
+      <w:lvlJc w:val="left"/>
+      <w:pPr>
+        <w:tabs>
+          <w:tab w:val="num" w:pos="3600"/>
+        </w:tabs>
+        <w:ind w:left="3600" w:hanging="360"/>
+      </w:pPr>
+      <w:rPr>
+        <w:rFonts w:ascii="Wingdings" w:hAnsi="Wingdings" w:hint="default"/>
+        <w:sz w:val="20"/>
+      </w:rPr>
+    </w:lvl>
+    <w:lvl w:ilvl="5" w:tentative="1">
+      <w:start w:val="1"/>
+      <w:numFmt w:val="bullet"/>
+      <w:lvlText w:val=""/>
+      <w:lvlJc w:val="left"/>
+      <w:pPr>
+        <w:tabs>
+          <w:tab w:val="num" w:pos="4320"/>
+        </w:tabs>
+        <w:ind w:left="4320" w:hanging="360"/>
+      </w:pPr>
+      <w:rPr>
+        <w:rFonts w:ascii="Wingdings" w:hAnsi="Wingdings" w:hint="default"/>
+        <w:sz w:val="20"/>
+      </w:rPr>
+    </w:lvl>
+    <w:lvl w:ilvl="6" w:tentative="1">
+      <w:start w:val="1"/>
+      <w:numFmt w:val="bullet"/>
+      <w:lvlText w:val=""/>
+      <w:lvlJc w:val="left"/>
+      <w:pPr>
+        <w:tabs>
+          <w:tab w:val="num" w:pos="5040"/>
+        </w:tabs>
+        <w:ind w:left="5040" w:hanging="360"/>
+      </w:pPr>
+      <w:rPr>
+        <w:rFonts w:ascii="Wingdings" w:hAnsi="Wingdings" w:hint="default"/>
+        <w:sz w:val="20"/>
+      </w:rPr>
+    </w:lvl>
+    <w:lvl w:ilvl="7" w:tentative="1">
+      <w:start w:val="1"/>
+      <w:numFmt w:val="bullet"/>
+      <w:lvlText w:val=""/>
+      <w:lvlJc w:val="left"/>
+      <w:pPr>
+        <w:tabs>
+          <w:tab w:val="num" w:pos="5760"/>
+        </w:tabs>
+        <w:ind w:left="5760" w:hanging="360"/>
+      </w:pPr>
+      <w:rPr>
+        <w:rFonts w:ascii="Wingdings" w:hAnsi="Wingdings" w:hint="default"/>
+        <w:sz w:val="20"/>
+      </w:rPr>
+    </w:lvl>
+    <w:lvl w:ilvl="8" w:tentative="1">
+      <w:start w:val="1"/>
+      <w:numFmt w:val="bullet"/>
+      <w:lvlText w:val=""/>
+      <w:lvlJc w:val="left"/>
+      <w:pPr>
+        <w:tabs>
+          <w:tab w:val="num" w:pos="6480"/>
+        </w:tabs>
+        <w:ind w:left="6480" w:hanging="360"/>
+      </w:pPr>
+      <w:rPr>
+        <w:rFonts w:ascii="Wingdings" w:hAnsi="Wingdings" w:hint="default"/>
+        <w:sz w:val="20"/>
+      </w:rPr>
+    </w:lvl>
+  </w:abstractNum>
   <w:num w:numId="1" w16cid:durableId="1503471509">
+    <w:abstractNumId w:val="6"/>
+  </w:num>
+  <w:num w:numId="2" w16cid:durableId="53546635">
     <w:abstractNumId w:val="3"/>
   </w:num>
-  <w:num w:numId="2" w16cid:durableId="53546635">
+  <w:num w:numId="3" w16cid:durableId="1768844125">
+    <w:abstractNumId w:val="7"/>
+  </w:num>
+  <w:num w:numId="4" w16cid:durableId="1508134392">
+    <w:abstractNumId w:val="2"/>
+  </w:num>
+  <w:num w:numId="5" w16cid:durableId="785270691">
+    <w:abstractNumId w:val="4"/>
+  </w:num>
+  <w:num w:numId="6" w16cid:durableId="1752195570">
+    <w:abstractNumId w:val="0"/>
+  </w:num>
+  <w:num w:numId="7" w16cid:durableId="2014453761">
+    <w:abstractNumId w:val="5"/>
+  </w:num>
+  <w:num w:numId="8" w16cid:durableId="1565606495">
+    <w:abstractNumId w:val="9"/>
+  </w:num>
+  <w:num w:numId="9" w16cid:durableId="1952586836">
     <w:abstractNumId w:val="1"/>
   </w:num>
-  <w:num w:numId="3" w16cid:durableId="1768844125">
-    <w:abstractNumId w:val="4"/>
-  </w:num>
-  <w:num w:numId="4" w16cid:durableId="1508134392">
-    <w:abstractNumId w:val="0"/>
-  </w:num>
-  <w:num w:numId="5" w16cid:durableId="785270691">
-    <w:abstractNumId w:val="2"/>
+  <w:num w:numId="10" w16cid:durableId="548424203">
+    <w:abstractNumId w:val="8"/>
   </w:num>
 </w:numbering>
 </file>
@@ -1360,10 +3014,30 @@
     <w:name w:val="Normal"/>
     <w:qFormat/>
   </w:style>
+  <w:style w:type="paragraph" w:styleId="Heading1">
+    <w:name w:val="heading 1"/>
+    <w:basedOn w:val="Normal"/>
+    <w:next w:val="Normal"/>
+    <w:link w:val="Heading1Char"/>
+    <w:uiPriority w:val="9"/>
+    <w:qFormat/>
+    <w:rsid w:val="005E0885"/>
+    <w:pPr>
+      <w:keepNext/>
+      <w:keepLines/>
+      <w:spacing w:before="240" w:after="0"/>
+      <w:outlineLvl w:val="0"/>
+    </w:pPr>
+    <w:rPr>
+      <w:rFonts w:asciiTheme="majorHAnsi" w:eastAsiaTheme="majorEastAsia" w:hAnsiTheme="majorHAnsi" w:cstheme="majorBidi"/>
+      <w:color w:val="0F4761" w:themeColor="accent1" w:themeShade="BF"/>
+      <w:sz w:val="32"/>
+      <w:szCs w:val="52"/>
+    </w:rPr>
+  </w:style>
   <w:style w:type="character" w:default="1" w:styleId="DefaultParagraphFont">
     <w:name w:val="Default Paragraph Font"/>
     <w:uiPriority w:val="1"/>
-    <w:semiHidden/>
     <w:unhideWhenUsed/>
   </w:style>
   <w:style w:type="table" w:default="1" w:styleId="TableNormal">
@@ -1386,6 +3060,19 @@
     <w:uiPriority w:val="99"/>
     <w:semiHidden/>
     <w:unhideWhenUsed/>
+  </w:style>
+  <w:style w:type="character" w:customStyle="1" w:styleId="Heading1Char">
+    <w:name w:val="Heading 1 Char"/>
+    <w:basedOn w:val="DefaultParagraphFont"/>
+    <w:link w:val="Heading1"/>
+    <w:uiPriority w:val="9"/>
+    <w:rsid w:val="005E0885"/>
+    <w:rPr>
+      <w:rFonts w:asciiTheme="majorHAnsi" w:eastAsiaTheme="majorEastAsia" w:hAnsiTheme="majorHAnsi" w:cstheme="majorBidi"/>
+      <w:color w:val="0F4761" w:themeColor="accent1" w:themeShade="BF"/>
+      <w:sz w:val="32"/>
+      <w:szCs w:val="52"/>
+    </w:rPr>
   </w:style>
 </w:styles>
 </file>
